--- a/DEGAGEMENT D'EMPRISE.docx
+++ b/DEGAGEMENT D'EMPRISE.docx
@@ -2393,8 +2393,9 @@
                 <w:sz w:val="18"/>
                 <w:szCs w:val="18"/>
               </w:rPr>
-              <w:t>{{PARTIE}}</w:t>
-            </w:r>
+              <w:t>{{PARTIE</w:t>
+            </w:r>
+            <w:proofErr w:type="gramStart"/>
             <w:r>
               <w:rPr>
                 <w:b/>
@@ -2403,7 +2404,28 @@
                 <w:sz w:val="18"/>
                 <w:szCs w:val="18"/>
               </w:rPr>
-              <w:t xml:space="preserve">                            </w:t>
+              <w:t>}}</w:t>
+            </w:r>
+            <w:r>
+              <w:rPr>
+                <w:b/>
+                <w:bCs/>
+                <w:color w:val="000000"/>
+                <w:sz w:val="18"/>
+                <w:szCs w:val="18"/>
+              </w:rPr>
+              <w:t xml:space="preserve">   </w:t>
+            </w:r>
+            <w:proofErr w:type="gramEnd"/>
+            <w:r>
+              <w:rPr>
+                <w:b/>
+                <w:bCs/>
+                <w:color w:val="000000"/>
+                <w:sz w:val="18"/>
+                <w:szCs w:val="18"/>
+              </w:rPr>
+              <w:t xml:space="preserve">                         </w:t>
             </w:r>
             <w:r>
               <w:rPr>
@@ -2441,8 +2463,9 @@
                 <w:sz w:val="18"/>
                 <w:szCs w:val="18"/>
               </w:rPr>
-              <w:t>{{SITUATION}}</w:t>
-            </w:r>
+              <w:t>{{SITUATION</w:t>
+            </w:r>
+            <w:proofErr w:type="gramStart"/>
             <w:r>
               <w:rPr>
                 <w:b/>
@@ -2451,7 +2474,28 @@
                 <w:sz w:val="18"/>
                 <w:szCs w:val="18"/>
               </w:rPr>
-              <w:t xml:space="preserve">                                </w:t>
+              <w:t>}}</w:t>
+            </w:r>
+            <w:r>
+              <w:rPr>
+                <w:b/>
+                <w:bCs/>
+                <w:color w:val="000000"/>
+                <w:sz w:val="18"/>
+                <w:szCs w:val="18"/>
+              </w:rPr>
+              <w:t xml:space="preserve">   </w:t>
+            </w:r>
+            <w:proofErr w:type="gramEnd"/>
+            <w:r>
+              <w:rPr>
+                <w:b/>
+                <w:bCs/>
+                <w:color w:val="000000"/>
+                <w:sz w:val="18"/>
+                <w:szCs w:val="18"/>
+              </w:rPr>
+              <w:t xml:space="preserve">                             </w:t>
             </w:r>
             <w:r>
               <w:rPr>
@@ -2649,36 +2693,6 @@
                 <w:szCs w:val="18"/>
               </w:rPr>
               <w:t>{PIECES}}</w:t>
-            </w:r>
-          </w:p>
-          <w:p>
-            <w:pPr>
-              <w:rPr>
-                <w:sz w:val="18"/>
-                <w:szCs w:val="18"/>
-              </w:rPr>
-            </w:pPr>
-            <w:r>
-              <w:rPr>
-                <w:sz w:val="18"/>
-                <w:szCs w:val="18"/>
-              </w:rPr>
-              <w:t> </w:t>
-            </w:r>
-          </w:p>
-          <w:p>
-            <w:pPr>
-              <w:rPr>
-                <w:sz w:val="18"/>
-                <w:szCs w:val="18"/>
-              </w:rPr>
-            </w:pPr>
-            <w:r>
-              <w:rPr>
-                <w:sz w:val="18"/>
-                <w:szCs w:val="18"/>
-              </w:rPr>
-              <w:t> </w:t>
             </w:r>
           </w:p>
         </w:tc>
@@ -12819,6 +12833,7 @@
           <w:b/>
           <w:sz w:val="28"/>
         </w:rPr>
+        <w:lastRenderedPageBreak/>
         <w:t>Marché N° </w:t>
       </w:r>
       <w:r>
@@ -13418,6 +13433,7 @@
           <w:sz w:val="28"/>
           <w:szCs w:val="28"/>
         </w:rPr>
+        <w:lastRenderedPageBreak/>
         <w:t xml:space="preserve">FICHE DE </w:t>
       </w:r>
       <w:r>
@@ -15019,6 +15035,7 @@
           <w:sz w:val="28"/>
           <w:szCs w:val="28"/>
         </w:rPr>
+        <w:lastRenderedPageBreak/>
         <w:t xml:space="preserve">FICHE </w:t>
       </w:r>
       <w:r>

--- a/DEGAGEMENT D'EMPRISE.docx
+++ b/DEGAGEMENT D'EMPRISE.docx
@@ -13171,54 +13171,6 @@
         </w:rPr>
       </w:pPr>
     </w:p>
-    <w:p>
-      <w:pPr>
-        <w:rPr>
-          <w:sz w:val="32"/>
-          <w:szCs w:val="36"/>
-        </w:rPr>
-      </w:pPr>
-    </w:p>
-    <w:p>
-      <w:pPr>
-        <w:rPr>
-          <w:sz w:val="32"/>
-          <w:szCs w:val="36"/>
-        </w:rPr>
-      </w:pPr>
-    </w:p>
-    <w:p>
-      <w:pPr>
-        <w:rPr>
-          <w:sz w:val="32"/>
-          <w:szCs w:val="36"/>
-        </w:rPr>
-      </w:pPr>
-    </w:p>
-    <w:p>
-      <w:pPr>
-        <w:rPr>
-          <w:sz w:val="32"/>
-          <w:szCs w:val="36"/>
-        </w:rPr>
-      </w:pPr>
-    </w:p>
-    <w:p>
-      <w:pPr>
-        <w:rPr>
-          <w:sz w:val="32"/>
-          <w:szCs w:val="36"/>
-        </w:rPr>
-      </w:pPr>
-    </w:p>
-    <w:p>
-      <w:pPr>
-        <w:rPr>
-          <w:sz w:val="32"/>
-          <w:szCs w:val="36"/>
-        </w:rPr>
-      </w:pPr>
-    </w:p>
     <w:tbl>
       <w:tblPr>
         <w:tblStyle w:val="Grilledutableau"/>
@@ -13399,6 +13351,83 @@
     </w:p>
     <w:p>
       <w:pPr>
+        <w:rPr>
+          <w:b/>
+          <w:caps/>
+          <w:sz w:val="28"/>
+          <w:szCs w:val="28"/>
+        </w:rPr>
+      </w:pPr>
+    </w:p>
+    <w:p>
+      <w:pPr>
+        <w:jc w:val="center"/>
+        <w:rPr>
+          <w:b/>
+          <w:caps/>
+          <w:sz w:val="28"/>
+          <w:szCs w:val="28"/>
+        </w:rPr>
+      </w:pPr>
+    </w:p>
+    <w:p>
+      <w:pPr>
+        <w:jc w:val="center"/>
+        <w:rPr>
+          <w:b/>
+          <w:caps/>
+          <w:sz w:val="28"/>
+          <w:szCs w:val="28"/>
+        </w:rPr>
+      </w:pPr>
+    </w:p>
+    <w:p>
+      <w:pPr>
+        <w:jc w:val="center"/>
+        <w:rPr>
+          <w:b/>
+          <w:caps/>
+          <w:sz w:val="28"/>
+          <w:szCs w:val="28"/>
+        </w:rPr>
+      </w:pPr>
+    </w:p>
+    <w:p>
+      <w:pPr>
+        <w:jc w:val="center"/>
+        <w:rPr>
+          <w:b/>
+          <w:caps/>
+          <w:sz w:val="28"/>
+          <w:szCs w:val="28"/>
+        </w:rPr>
+      </w:pPr>
+    </w:p>
+    <w:p>
+      <w:pPr>
+        <w:jc w:val="center"/>
+        <w:rPr>
+          <w:b/>
+          <w:caps/>
+          <w:sz w:val="28"/>
+          <w:szCs w:val="28"/>
+        </w:rPr>
+      </w:pPr>
+    </w:p>
+    <w:p>
+      <w:pPr>
+        <w:jc w:val="center"/>
+        <w:rPr>
+          <w:b/>
+          <w:caps/>
+          <w:sz w:val="28"/>
+          <w:szCs w:val="28"/>
+        </w:rPr>
+      </w:pPr>
+    </w:p>
+    <w:p>
+      <w:pPr>
+        <w:jc w:val="center"/>
         <w:rPr>
           <w:b/>
           <w:caps/>

--- a/DEGAGEMENT D'EMPRISE.docx
+++ b/DEGAGEMENT D'EMPRISE.docx
@@ -2393,9 +2393,8 @@
                 <w:sz w:val="18"/>
                 <w:szCs w:val="18"/>
               </w:rPr>
-              <w:t>{{PARTIE</w:t>
-            </w:r>
-            <w:proofErr w:type="gramStart"/>
+              <w:t>{{PARTIE}}</w:t>
+            </w:r>
             <w:r>
               <w:rPr>
                 <w:b/>
@@ -2404,28 +2403,7 @@
                 <w:sz w:val="18"/>
                 <w:szCs w:val="18"/>
               </w:rPr>
-              <w:t>}}</w:t>
-            </w:r>
-            <w:r>
-              <w:rPr>
-                <w:b/>
-                <w:bCs/>
-                <w:color w:val="000000"/>
-                <w:sz w:val="18"/>
-                <w:szCs w:val="18"/>
-              </w:rPr>
-              <w:t xml:space="preserve">   </w:t>
-            </w:r>
-            <w:proofErr w:type="gramEnd"/>
-            <w:r>
-              <w:rPr>
-                <w:b/>
-                <w:bCs/>
-                <w:color w:val="000000"/>
-                <w:sz w:val="18"/>
-                <w:szCs w:val="18"/>
-              </w:rPr>
-              <w:t xml:space="preserve">                         </w:t>
+              <w:t xml:space="preserve">                            </w:t>
             </w:r>
             <w:r>
               <w:rPr>
@@ -2463,9 +2441,8 @@
                 <w:sz w:val="18"/>
                 <w:szCs w:val="18"/>
               </w:rPr>
-              <w:t>{{SITUATION</w:t>
-            </w:r>
-            <w:proofErr w:type="gramStart"/>
+              <w:t>{{SITUATION}}</w:t>
+            </w:r>
             <w:r>
               <w:rPr>
                 <w:b/>
@@ -2474,28 +2451,7 @@
                 <w:sz w:val="18"/>
                 <w:szCs w:val="18"/>
               </w:rPr>
-              <w:t>}}</w:t>
-            </w:r>
-            <w:r>
-              <w:rPr>
-                <w:b/>
-                <w:bCs/>
-                <w:color w:val="000000"/>
-                <w:sz w:val="18"/>
-                <w:szCs w:val="18"/>
-              </w:rPr>
-              <w:t xml:space="preserve">   </w:t>
-            </w:r>
-            <w:proofErr w:type="gramEnd"/>
-            <w:r>
-              <w:rPr>
-                <w:b/>
-                <w:bCs/>
-                <w:color w:val="000000"/>
-                <w:sz w:val="18"/>
-                <w:szCs w:val="18"/>
-              </w:rPr>
-              <w:t xml:space="preserve">                             </w:t>
+              <w:t xml:space="preserve">                                </w:t>
             </w:r>
             <w:r>
               <w:rPr>
@@ -13340,105 +13296,6 @@
     </w:p>
     <w:p>
       <w:pPr>
-        <w:jc w:val="center"/>
-        <w:rPr>
-          <w:b/>
-          <w:caps/>
-          <w:sz w:val="28"/>
-          <w:szCs w:val="28"/>
-        </w:rPr>
-      </w:pPr>
-    </w:p>
-    <w:p>
-      <w:pPr>
-        <w:rPr>
-          <w:b/>
-          <w:caps/>
-          <w:sz w:val="28"/>
-          <w:szCs w:val="28"/>
-        </w:rPr>
-      </w:pPr>
-    </w:p>
-    <w:p>
-      <w:pPr>
-        <w:jc w:val="center"/>
-        <w:rPr>
-          <w:b/>
-          <w:caps/>
-          <w:sz w:val="28"/>
-          <w:szCs w:val="28"/>
-        </w:rPr>
-      </w:pPr>
-    </w:p>
-    <w:p>
-      <w:pPr>
-        <w:jc w:val="center"/>
-        <w:rPr>
-          <w:b/>
-          <w:caps/>
-          <w:sz w:val="28"/>
-          <w:szCs w:val="28"/>
-        </w:rPr>
-      </w:pPr>
-    </w:p>
-    <w:p>
-      <w:pPr>
-        <w:jc w:val="center"/>
-        <w:rPr>
-          <w:b/>
-          <w:caps/>
-          <w:sz w:val="28"/>
-          <w:szCs w:val="28"/>
-        </w:rPr>
-      </w:pPr>
-    </w:p>
-    <w:p>
-      <w:pPr>
-        <w:jc w:val="center"/>
-        <w:rPr>
-          <w:b/>
-          <w:caps/>
-          <w:sz w:val="28"/>
-          <w:szCs w:val="28"/>
-        </w:rPr>
-      </w:pPr>
-    </w:p>
-    <w:p>
-      <w:pPr>
-        <w:jc w:val="center"/>
-        <w:rPr>
-          <w:b/>
-          <w:caps/>
-          <w:sz w:val="28"/>
-          <w:szCs w:val="28"/>
-        </w:rPr>
-      </w:pPr>
-    </w:p>
-    <w:p>
-      <w:pPr>
-        <w:jc w:val="center"/>
-        <w:rPr>
-          <w:b/>
-          <w:caps/>
-          <w:sz w:val="28"/>
-          <w:szCs w:val="28"/>
-        </w:rPr>
-      </w:pPr>
-    </w:p>
-    <w:p>
-      <w:pPr>
-        <w:jc w:val="center"/>
-        <w:rPr>
-          <w:b/>
-          <w:caps/>
-          <w:sz w:val="28"/>
-          <w:szCs w:val="28"/>
-        </w:rPr>
-      </w:pPr>
-    </w:p>
-    <w:p>
-      <w:pPr>
-        <w:jc w:val="center"/>
         <w:rPr>
           <w:b/>
           <w:caps/>
@@ -13462,7 +13319,6 @@
           <w:sz w:val="28"/>
           <w:szCs w:val="28"/>
         </w:rPr>
-        <w:lastRenderedPageBreak/>
         <w:t xml:space="preserve">FICHE DE </w:t>
       </w:r>
       <w:r>
@@ -13750,6 +13606,7 @@
                 <w:szCs w:val="22"/>
                 <w:lang w:val="en-GB"/>
               </w:rPr>
+              <w:lastRenderedPageBreak/>
               <w:t>DESIGNATION DE L’OUVRAGE</w:t>
             </w:r>
           </w:p>
@@ -13996,7 +13853,7 @@
       <w:tr>
         <w:trPr>
           <w:cantSplit/>
-          <w:trHeight w:val="5505"/>
+          <w:trHeight w:val="5368"/>
         </w:trPr>
         <w:tc>
           <w:tcPr>
@@ -15064,7 +14921,6 @@
           <w:sz w:val="28"/>
           <w:szCs w:val="28"/>
         </w:rPr>
-        <w:lastRenderedPageBreak/>
         <w:t xml:space="preserve">FICHE </w:t>
       </w:r>
       <w:r>
@@ -15384,6 +15240,7 @@
                 <w:szCs w:val="22"/>
                 <w:lang w:val="en-GB"/>
               </w:rPr>
+              <w:lastRenderedPageBreak/>
               <w:t>SECTIONS A DEBOISER</w:t>
             </w:r>
           </w:p>
@@ -16372,7 +16229,6 @@
                 <w:sz w:val="22"/>
                 <w:szCs w:val="22"/>
               </w:rPr>
-              <w:lastRenderedPageBreak/>
               <w:drawing>
                 <wp:inline distT="0" distB="0" distL="0" distR="0" wp14:anchorId="4B65CB8A" wp14:editId="1B3E5B48">
                   <wp:extent cx="1074673" cy="599440"/>
@@ -17068,6 +16924,7 @@
                 <w:sz w:val="18"/>
                 <w:szCs w:val="18"/>
               </w:rPr>
+              <w:lastRenderedPageBreak/>
               <w:t xml:space="preserve">Référence procédure : </w:t>
             </w:r>
             <w:r>

--- a/DEGAGEMENT D'EMPRISE.docx
+++ b/DEGAGEMENT D'EMPRISE.docx
@@ -16133,27 +16133,6 @@
         </w:rPr>
       </w:pPr>
     </w:p>
-    <w:p>
-      <w:pPr>
-        <w:rPr>
-          <w:sz w:val="16"/>
-        </w:rPr>
-      </w:pPr>
-    </w:p>
-    <w:p>
-      <w:pPr>
-        <w:rPr>
-          <w:sz w:val="16"/>
-        </w:rPr>
-      </w:pPr>
-    </w:p>
-    <w:p>
-      <w:pPr>
-        <w:rPr>
-          <w:sz w:val="16"/>
-        </w:rPr>
-      </w:pPr>
-    </w:p>
     <w:tbl>
       <w:tblPr>
         <w:tblW w:w="10376" w:type="dxa"/>
@@ -16924,7 +16903,6 @@
                 <w:sz w:val="18"/>
                 <w:szCs w:val="18"/>
               </w:rPr>
-              <w:lastRenderedPageBreak/>
               <w:t xml:space="preserve">Référence procédure : </w:t>
             </w:r>
             <w:r>
@@ -16976,6 +16954,7 @@
                 <w:sz w:val="18"/>
                 <w:szCs w:val="18"/>
               </w:rPr>
+              <w:lastRenderedPageBreak/>
               <w:t xml:space="preserve">Partie d’ouvrage </w:t>
             </w:r>
             <w:r>

--- a/DEGAGEMENT D'EMPRISE.docx
+++ b/DEGAGEMENT D'EMPRISE.docx
@@ -2393,8 +2393,9 @@
                 <w:sz w:val="18"/>
                 <w:szCs w:val="18"/>
               </w:rPr>
-              <w:t>{{PARTIE}}</w:t>
-            </w:r>
+              <w:t>{{PARTIE</w:t>
+            </w:r>
+            <w:proofErr w:type="gramStart"/>
             <w:r>
               <w:rPr>
                 <w:b/>
@@ -2403,7 +2404,28 @@
                 <w:sz w:val="18"/>
                 <w:szCs w:val="18"/>
               </w:rPr>
-              <w:t xml:space="preserve">                            </w:t>
+              <w:t>}}</w:t>
+            </w:r>
+            <w:r>
+              <w:rPr>
+                <w:b/>
+                <w:bCs/>
+                <w:color w:val="000000"/>
+                <w:sz w:val="18"/>
+                <w:szCs w:val="18"/>
+              </w:rPr>
+              <w:t xml:space="preserve">   </w:t>
+            </w:r>
+            <w:proofErr w:type="gramEnd"/>
+            <w:r>
+              <w:rPr>
+                <w:b/>
+                <w:bCs/>
+                <w:color w:val="000000"/>
+                <w:sz w:val="18"/>
+                <w:szCs w:val="18"/>
+              </w:rPr>
+              <w:t xml:space="preserve">                         </w:t>
             </w:r>
             <w:r>
               <w:rPr>
@@ -2441,8 +2463,9 @@
                 <w:sz w:val="18"/>
                 <w:szCs w:val="18"/>
               </w:rPr>
-              <w:t>{{SITUATION}}</w:t>
-            </w:r>
+              <w:t>{{SITUATION</w:t>
+            </w:r>
+            <w:proofErr w:type="gramStart"/>
             <w:r>
               <w:rPr>
                 <w:b/>
@@ -2451,7 +2474,28 @@
                 <w:sz w:val="18"/>
                 <w:szCs w:val="18"/>
               </w:rPr>
-              <w:t xml:space="preserve">                                </w:t>
+              <w:t>}}</w:t>
+            </w:r>
+            <w:r>
+              <w:rPr>
+                <w:b/>
+                <w:bCs/>
+                <w:color w:val="000000"/>
+                <w:sz w:val="18"/>
+                <w:szCs w:val="18"/>
+              </w:rPr>
+              <w:t xml:space="preserve">   </w:t>
+            </w:r>
+            <w:proofErr w:type="gramEnd"/>
+            <w:r>
+              <w:rPr>
+                <w:b/>
+                <w:bCs/>
+                <w:color w:val="000000"/>
+                <w:sz w:val="18"/>
+                <w:szCs w:val="18"/>
+              </w:rPr>
+              <w:t xml:space="preserve">                             </w:t>
             </w:r>
             <w:r>
               <w:rPr>
@@ -14862,28 +14906,6 @@
         </w:rPr>
         <w:t xml:space="preserve">I : interne ; E : externe ; M : Maître d’œuvre </w:t>
       </w:r>
-    </w:p>
-    <w:p>
-      <w:pPr>
-        <w:jc w:val="center"/>
-        <w:rPr>
-          <w:b/>
-          <w:caps/>
-          <w:sz w:val="28"/>
-          <w:szCs w:val="28"/>
-        </w:rPr>
-      </w:pPr>
-    </w:p>
-    <w:p>
-      <w:pPr>
-        <w:jc w:val="center"/>
-        <w:rPr>
-          <w:b/>
-          <w:caps/>
-          <w:sz w:val="28"/>
-          <w:szCs w:val="28"/>
-        </w:rPr>
-      </w:pPr>
     </w:p>
     <w:p>
       <w:pPr>

--- a/DEGAGEMENT D'EMPRISE.docx
+++ b/DEGAGEMENT D'EMPRISE.docx
@@ -2393,9 +2393,8 @@
                 <w:sz w:val="18"/>
                 <w:szCs w:val="18"/>
               </w:rPr>
-              <w:t>{{PARTIE</w:t>
-            </w:r>
-            <w:proofErr w:type="gramStart"/>
+              <w:t>{{PARTIE}}</w:t>
+            </w:r>
             <w:r>
               <w:rPr>
                 <w:b/>
@@ -2404,28 +2403,7 @@
                 <w:sz w:val="18"/>
                 <w:szCs w:val="18"/>
               </w:rPr>
-              <w:t>}}</w:t>
-            </w:r>
-            <w:r>
-              <w:rPr>
-                <w:b/>
-                <w:bCs/>
-                <w:color w:val="000000"/>
-                <w:sz w:val="18"/>
-                <w:szCs w:val="18"/>
-              </w:rPr>
-              <w:t xml:space="preserve">   </w:t>
-            </w:r>
-            <w:proofErr w:type="gramEnd"/>
-            <w:r>
-              <w:rPr>
-                <w:b/>
-                <w:bCs/>
-                <w:color w:val="000000"/>
-                <w:sz w:val="18"/>
-                <w:szCs w:val="18"/>
-              </w:rPr>
-              <w:t xml:space="preserve">                         </w:t>
+              <w:t xml:space="preserve">                            </w:t>
             </w:r>
             <w:r>
               <w:rPr>
@@ -2463,9 +2441,8 @@
                 <w:sz w:val="18"/>
                 <w:szCs w:val="18"/>
               </w:rPr>
-              <w:t>{{SITUATION</w:t>
-            </w:r>
-            <w:proofErr w:type="gramStart"/>
+              <w:t>{{SITUATION}}</w:t>
+            </w:r>
             <w:r>
               <w:rPr>
                 <w:b/>
@@ -2474,28 +2451,7 @@
                 <w:sz w:val="18"/>
                 <w:szCs w:val="18"/>
               </w:rPr>
-              <w:t>}}</w:t>
-            </w:r>
-            <w:r>
-              <w:rPr>
-                <w:b/>
-                <w:bCs/>
-                <w:color w:val="000000"/>
-                <w:sz w:val="18"/>
-                <w:szCs w:val="18"/>
-              </w:rPr>
-              <w:t xml:space="preserve">   </w:t>
-            </w:r>
-            <w:proofErr w:type="gramEnd"/>
-            <w:r>
-              <w:rPr>
-                <w:b/>
-                <w:bCs/>
-                <w:color w:val="000000"/>
-                <w:sz w:val="18"/>
-                <w:szCs w:val="18"/>
-              </w:rPr>
-              <w:t xml:space="preserve">                             </w:t>
+              <w:t xml:space="preserve">                                </w:t>
             </w:r>
             <w:r>
               <w:rPr>
@@ -13322,15 +13278,6 @@
     <w:p>
       <w:pPr>
         <w:rPr>
-          <w:sz w:val="32"/>
-          <w:szCs w:val="36"/>
-        </w:rPr>
-      </w:pPr>
-    </w:p>
-    <w:p>
-      <w:pPr>
-        <w:jc w:val="center"/>
-        <w:rPr>
           <w:b/>
           <w:caps/>
           <w:sz w:val="28"/>
@@ -14906,17 +14853,6 @@
         </w:rPr>
         <w:t xml:space="preserve">I : interne ; E : externe ; M : Maître d’œuvre </w:t>
       </w:r>
-    </w:p>
-    <w:p>
-      <w:pPr>
-        <w:jc w:val="center"/>
-        <w:rPr>
-          <w:b/>
-          <w:caps/>
-          <w:sz w:val="28"/>
-          <w:szCs w:val="28"/>
-        </w:rPr>
-      </w:pPr>
     </w:p>
     <w:p>
       <w:pPr>

--- a/DEGAGEMENT D'EMPRISE.docx
+++ b/DEGAGEMENT D'EMPRISE.docx
@@ -2393,8 +2393,9 @@
                 <w:sz w:val="18"/>
                 <w:szCs w:val="18"/>
               </w:rPr>
-              <w:t>{{PARTIE}}</w:t>
-            </w:r>
+              <w:t>{{PARTIE</w:t>
+            </w:r>
+            <w:proofErr w:type="gramStart"/>
             <w:r>
               <w:rPr>
                 <w:b/>
@@ -2403,7 +2404,28 @@
                 <w:sz w:val="18"/>
                 <w:szCs w:val="18"/>
               </w:rPr>
-              <w:t xml:space="preserve">                            </w:t>
+              <w:t>}}</w:t>
+            </w:r>
+            <w:r>
+              <w:rPr>
+                <w:b/>
+                <w:bCs/>
+                <w:color w:val="000000"/>
+                <w:sz w:val="18"/>
+                <w:szCs w:val="18"/>
+              </w:rPr>
+              <w:t xml:space="preserve">   </w:t>
+            </w:r>
+            <w:proofErr w:type="gramEnd"/>
+            <w:r>
+              <w:rPr>
+                <w:b/>
+                <w:bCs/>
+                <w:color w:val="000000"/>
+                <w:sz w:val="18"/>
+                <w:szCs w:val="18"/>
+              </w:rPr>
+              <w:t xml:space="preserve">                         </w:t>
             </w:r>
             <w:r>
               <w:rPr>
@@ -2441,8 +2463,9 @@
                 <w:sz w:val="18"/>
                 <w:szCs w:val="18"/>
               </w:rPr>
-              <w:t>{{SITUATION}}</w:t>
-            </w:r>
+              <w:t>{{SITUATION</w:t>
+            </w:r>
+            <w:proofErr w:type="gramStart"/>
             <w:r>
               <w:rPr>
                 <w:b/>
@@ -2451,7 +2474,28 @@
                 <w:sz w:val="18"/>
                 <w:szCs w:val="18"/>
               </w:rPr>
-              <w:t xml:space="preserve">                                </w:t>
+              <w:t>}}</w:t>
+            </w:r>
+            <w:r>
+              <w:rPr>
+                <w:b/>
+                <w:bCs/>
+                <w:color w:val="000000"/>
+                <w:sz w:val="18"/>
+                <w:szCs w:val="18"/>
+              </w:rPr>
+              <w:t xml:space="preserve">   </w:t>
+            </w:r>
+            <w:proofErr w:type="gramEnd"/>
+            <w:r>
+              <w:rPr>
+                <w:b/>
+                <w:bCs/>
+                <w:color w:val="000000"/>
+                <w:sz w:val="18"/>
+                <w:szCs w:val="18"/>
+              </w:rPr>
+              <w:t xml:space="preserve">                             </w:t>
             </w:r>
             <w:r>
               <w:rPr>
@@ -13275,6 +13319,26 @@
         </w:tc>
       </w:tr>
     </w:tbl>
+    <w:p>
+      <w:pPr>
+        <w:rPr>
+          <w:b/>
+          <w:caps/>
+          <w:sz w:val="28"/>
+          <w:szCs w:val="28"/>
+        </w:rPr>
+      </w:pPr>
+    </w:p>
+    <w:p>
+      <w:pPr>
+        <w:rPr>
+          <w:b/>
+          <w:caps/>
+          <w:sz w:val="28"/>
+          <w:szCs w:val="28"/>
+        </w:rPr>
+      </w:pPr>
+    </w:p>
     <w:p>
       <w:pPr>
         <w:rPr>

--- a/DEGAGEMENT D'EMPRISE.docx
+++ b/DEGAGEMENT D'EMPRISE.docx
@@ -13171,6 +13171,30 @@
         </w:rPr>
       </w:pPr>
     </w:p>
+    <w:p>
+      <w:pPr>
+        <w:rPr>
+          <w:sz w:val="32"/>
+          <w:szCs w:val="36"/>
+        </w:rPr>
+      </w:pPr>
+    </w:p>
+    <w:p>
+      <w:pPr>
+        <w:rPr>
+          <w:sz w:val="32"/>
+          <w:szCs w:val="36"/>
+        </w:rPr>
+      </w:pPr>
+    </w:p>
+    <w:p>
+      <w:pPr>
+        <w:rPr>
+          <w:sz w:val="32"/>
+          <w:szCs w:val="36"/>
+        </w:rPr>
+      </w:pPr>
+    </w:p>
     <w:tbl>
       <w:tblPr>
         <w:tblStyle w:val="Grilledutableau"/>
@@ -13319,6 +13343,56 @@
         </w:tc>
       </w:tr>
     </w:tbl>
+    <w:p>
+      <w:pPr>
+        <w:rPr>
+          <w:b/>
+          <w:caps/>
+          <w:sz w:val="28"/>
+          <w:szCs w:val="28"/>
+        </w:rPr>
+      </w:pPr>
+    </w:p>
+    <w:p>
+      <w:pPr>
+        <w:rPr>
+          <w:b/>
+          <w:caps/>
+          <w:sz w:val="28"/>
+          <w:szCs w:val="28"/>
+        </w:rPr>
+      </w:pPr>
+    </w:p>
+    <w:p>
+      <w:pPr>
+        <w:rPr>
+          <w:b/>
+          <w:caps/>
+          <w:sz w:val="28"/>
+          <w:szCs w:val="28"/>
+        </w:rPr>
+      </w:pPr>
+    </w:p>
+    <w:p>
+      <w:pPr>
+        <w:rPr>
+          <w:b/>
+          <w:caps/>
+          <w:sz w:val="28"/>
+          <w:szCs w:val="28"/>
+        </w:rPr>
+      </w:pPr>
+    </w:p>
+    <w:p>
+      <w:pPr>
+        <w:rPr>
+          <w:b/>
+          <w:caps/>
+          <w:sz w:val="28"/>
+          <w:szCs w:val="28"/>
+        </w:rPr>
+      </w:pPr>
+    </w:p>
     <w:p>
       <w:pPr>
         <w:rPr>
@@ -13661,7 +13735,6 @@
                 <w:szCs w:val="22"/>
                 <w:lang w:val="en-GB"/>
               </w:rPr>
-              <w:lastRenderedPageBreak/>
               <w:t>DESIGNATION DE L’OUVRAGE</w:t>
             </w:r>
           </w:p>
@@ -14930,6 +15003,26 @@
     </w:p>
     <w:p>
       <w:pPr>
+        <w:rPr>
+          <w:b/>
+          <w:caps/>
+          <w:sz w:val="28"/>
+          <w:szCs w:val="28"/>
+        </w:rPr>
+      </w:pPr>
+    </w:p>
+    <w:p>
+      <w:pPr>
+        <w:rPr>
+          <w:b/>
+          <w:caps/>
+          <w:sz w:val="28"/>
+          <w:szCs w:val="28"/>
+        </w:rPr>
+      </w:pPr>
+    </w:p>
+    <w:p>
+      <w:pPr>
         <w:jc w:val="center"/>
         <w:rPr>
           <w:sz w:val="28"/>
@@ -14943,6 +15036,7 @@
           <w:sz w:val="28"/>
           <w:szCs w:val="28"/>
         </w:rPr>
+        <w:lastRenderedPageBreak/>
         <w:t xml:space="preserve">FICHE </w:t>
       </w:r>
       <w:r>
@@ -15262,7 +15356,6 @@
                 <w:szCs w:val="22"/>
                 <w:lang w:val="en-GB"/>
               </w:rPr>
-              <w:lastRenderedPageBreak/>
               <w:t>SECTIONS A DEBOISER</w:t>
             </w:r>
           </w:p>
@@ -16147,6 +16240,20 @@
         </w:rPr>
         <w:t xml:space="preserve">I : interne ; E : externe ; M : Maître d’œuvre </w:t>
       </w:r>
+    </w:p>
+    <w:p>
+      <w:pPr>
+        <w:rPr>
+          <w:sz w:val="16"/>
+        </w:rPr>
+      </w:pPr>
+    </w:p>
+    <w:p>
+      <w:pPr>
+        <w:rPr>
+          <w:sz w:val="16"/>
+        </w:rPr>
+      </w:pPr>
     </w:p>
     <w:p>
       <w:pPr>
@@ -16230,6 +16337,7 @@
                 <w:sz w:val="22"/>
                 <w:szCs w:val="22"/>
               </w:rPr>
+              <w:lastRenderedPageBreak/>
               <w:drawing>
                 <wp:inline distT="0" distB="0" distL="0" distR="0" wp14:anchorId="4B65CB8A" wp14:editId="1B3E5B48">
                   <wp:extent cx="1074673" cy="599440"/>
@@ -16976,7 +17084,6 @@
                 <w:sz w:val="18"/>
                 <w:szCs w:val="18"/>
               </w:rPr>
-              <w:lastRenderedPageBreak/>
               <w:t xml:space="preserve">Partie d’ouvrage </w:t>
             </w:r>
             <w:r>
